--- a/job-application/Lamdax/Moamen_Basyoni_CV_Lamdax.docx
+++ b/job-application/Lamdax/Moamen_Basyoni_CV_Lamdax.docx
@@ -336,7 +336,7 @@
           <w:b/>
           <w:bCs/>
         </w:rPr>
-        <w:t xml:space="preserve">45%</w:t>
+        <w:t xml:space="preserve">60%</w:t>
       </w:r>
       <w:r>
         <w:t xml:space="preserve"> </w:t>
